--- a/TeamPerformanceBevezetes.docx
+++ b/TeamPerformanceBevezetes.docx
@@ -6,8 +6,8 @@
       <w:pPr>
         <w:jc w:val="center"/>
         <w:rPr>
-          <w:sz w:val="40"/>
-          <w:szCs w:val="40"/>
+          <w:sz w:val="28"/>
+          <w:szCs w:val="28"/>
           <w:lang w:val="hu-HU"/>
         </w:rPr>
       </w:pPr>
@@ -45,16 +45,16 @@
               <w:pStyle w:val="Title"/>
               <w:jc w:val="center"/>
               <w:rPr>
-                <w:sz w:val="96"/>
-                <w:szCs w:val="96"/>
+                <w:sz w:val="52"/>
+                <w:szCs w:val="52"/>
                 <w:lang w:val="hu-HU"/>
               </w:rPr>
             </w:pPr>
             <w:proofErr w:type="spellStart"/>
             <w:r>
               <w:rPr>
-                <w:sz w:val="96"/>
-                <w:szCs w:val="96"/>
+                <w:sz w:val="52"/>
+                <w:szCs w:val="52"/>
                 <w:lang w:val="hu-HU"/>
               </w:rPr>
               <w:t>TeamPerformance</w:t>
@@ -65,15 +65,15 @@
             <w:pPr>
               <w:jc w:val="center"/>
               <w:rPr>
-                <w:sz w:val="40"/>
-                <w:szCs w:val="40"/>
+                <w:sz w:val="28"/>
+                <w:szCs w:val="28"/>
                 <w:lang w:val="hu-HU"/>
               </w:rPr>
             </w:pPr>
             <w:r>
               <w:rPr>
-                <w:sz w:val="48"/>
-                <w:szCs w:val="48"/>
+                <w:sz w:val="36"/>
+                <w:szCs w:val="36"/>
                 <w:lang w:val="hu-HU"/>
               </w:rPr>
               <w:t>Bevezetés</w:t>
@@ -86,28 +86,2319 @@
       <w:pPr>
         <w:jc w:val="center"/>
         <w:rPr>
-          <w:sz w:val="40"/>
-          <w:szCs w:val="40"/>
-          <w:lang w:val="hu-HU"/>
-        </w:rPr>
-      </w:pPr>
-    </w:p>
-    <w:p>
-      <w:pPr>
-        <w:rPr>
-          <w:sz w:val="40"/>
-          <w:szCs w:val="40"/>
-          <w:lang w:val="hu-HU"/>
-        </w:rPr>
-      </w:pPr>
-      <w:r>
-        <w:rPr>
-          <w:sz w:val="40"/>
-          <w:szCs w:val="40"/>
+          <w:sz w:val="28"/>
+          <w:szCs w:val="28"/>
+          <w:lang w:val="hu-HU"/>
+        </w:rPr>
+      </w:pPr>
+    </w:p>
+    <w:p>
+      <w:pPr>
+        <w:rPr>
+          <w:sz w:val="28"/>
+          <w:szCs w:val="28"/>
+          <w:lang w:val="hu-HU"/>
+        </w:rPr>
+      </w:pPr>
+      <w:r>
+        <w:rPr>
+          <w:sz w:val="28"/>
+          <w:szCs w:val="28"/>
+          <w:lang w:val="hu-HU"/>
+        </w:rPr>
+        <w:br w:type="page"/>
+      </w:r>
+      <w:r>
+        <w:rPr>
+          <w:sz w:val="28"/>
+          <w:szCs w:val="28"/>
           <w:lang w:val="hu-HU"/>
         </w:rPr>
         <w:lastRenderedPageBreak/>
-        <w:br w:type="page"/>
+        <w:t>1. A projekt bemutatása</w:t>
+      </w:r>
+    </w:p>
+    <w:p>
+      <w:pPr>
+        <w:rPr>
+          <w:sz w:val="28"/>
+          <w:szCs w:val="28"/>
+          <w:lang w:val="hu-HU"/>
+        </w:rPr>
+      </w:pPr>
+      <w:r>
+        <w:rPr>
+          <w:sz w:val="28"/>
+          <w:szCs w:val="28"/>
+          <w:lang w:val="hu-HU"/>
+        </w:rPr>
+        <w:t>1.1. A projekt célja</w:t>
+      </w:r>
+    </w:p>
+    <w:p>
+      <w:pPr>
+        <w:rPr>
+          <w:sz w:val="28"/>
+          <w:szCs w:val="28"/>
+          <w:lang w:val="hu-HU"/>
+        </w:rPr>
+      </w:pPr>
+    </w:p>
+    <w:p>
+      <w:pPr>
+        <w:rPr>
+          <w:sz w:val="28"/>
+          <w:szCs w:val="28"/>
+          <w:lang w:val="hu-HU"/>
+        </w:rPr>
+      </w:pPr>
+      <w:r>
+        <w:rPr>
+          <w:sz w:val="28"/>
+          <w:szCs w:val="28"/>
+          <w:lang w:val="hu-HU"/>
+        </w:rPr>
+        <w:t>A projekt célja egy olyan modern, könnyen használható sportmenedzsment rendszer létrehozása, amely elsősorban labdarúgócsapatok edzőinek és szakmai stábjának munkáját segíti. A rendszer lehetőséget biztosít a csapatok, játékosok, edzések és mérkőzések adatainak egy helyen történő kezelésére, valamint az összegyűjtött adatokból különböző statisztikák és kimutatások készítésére.</w:t>
+      </w:r>
+    </w:p>
+    <w:p>
+      <w:pPr>
+        <w:rPr>
+          <w:sz w:val="28"/>
+          <w:szCs w:val="28"/>
+          <w:lang w:val="hu-HU"/>
+        </w:rPr>
+      </w:pPr>
+      <w:r>
+        <w:rPr>
+          <w:sz w:val="28"/>
+          <w:szCs w:val="28"/>
+          <w:lang w:val="hu-HU"/>
+        </w:rPr>
+        <w:t>A program elkészítésének egyik fő célja, hogy az edzők számára egyszerűbbé és átláthatóbbá tegye a csapat mindennapi adminisztrációját. A hagyományos, papír alapú vagy több különálló alkalmazásban végzett adatkezelés helyett a szükséges információk egyetlen rendszerben tárolhatók és kezelhetők.</w:t>
+      </w:r>
+    </w:p>
+    <w:p>
+      <w:pPr>
+        <w:rPr>
+          <w:sz w:val="28"/>
+          <w:szCs w:val="28"/>
+          <w:lang w:val="hu-HU"/>
+        </w:rPr>
+      </w:pPr>
+      <w:r>
+        <w:rPr>
+          <w:sz w:val="28"/>
+          <w:szCs w:val="28"/>
+          <w:lang w:val="hu-HU"/>
+        </w:rPr>
+        <w:t>A rendszer nem kizárólag az adatok tárolására szolgál, hanem azok későbbi elemzését is támogatja. Az edzésekről és mérkőzésekről rögzített adatok alapján a program képes különböző statisztikák megjelenítésére, amelyek segítséget nyújthatnak az edzőnek a csapat és az egyes játékosok fejlődésének követésében.</w:t>
+      </w:r>
+    </w:p>
+    <w:p>
+      <w:pPr>
+        <w:rPr>
+          <w:sz w:val="28"/>
+          <w:szCs w:val="28"/>
+          <w:lang w:val="hu-HU"/>
+        </w:rPr>
+      </w:pPr>
+    </w:p>
+    <w:p>
+      <w:pPr>
+        <w:rPr>
+          <w:sz w:val="28"/>
+          <w:szCs w:val="28"/>
+          <w:lang w:val="hu-HU"/>
+        </w:rPr>
+      </w:pPr>
+      <w:r>
+        <w:rPr>
+          <w:sz w:val="28"/>
+          <w:szCs w:val="28"/>
+          <w:lang w:val="hu-HU"/>
+        </w:rPr>
+        <w:t>1.2. A probléma, amelyre a rendszer megoldást kínál</w:t>
+      </w:r>
+    </w:p>
+    <w:p>
+      <w:pPr>
+        <w:rPr>
+          <w:sz w:val="28"/>
+          <w:szCs w:val="28"/>
+          <w:lang w:val="hu-HU"/>
+        </w:rPr>
+      </w:pPr>
+    </w:p>
+    <w:p>
+      <w:pPr>
+        <w:rPr>
+          <w:sz w:val="28"/>
+          <w:szCs w:val="28"/>
+          <w:lang w:val="hu-HU"/>
+        </w:rPr>
+      </w:pPr>
+      <w:r>
+        <w:rPr>
+          <w:sz w:val="28"/>
+          <w:szCs w:val="28"/>
+          <w:lang w:val="hu-HU"/>
+        </w:rPr>
+        <w:t>Egy sportcsapat működtetése során nagy mennyiségű adat keletkezik. Az edzőnek nyilván kell tartania többek között a játékosokat, az edzéseket, a jelenlétet, a mérkőzéseket és az egyes játékosok teljesítményét.</w:t>
+      </w:r>
+    </w:p>
+    <w:p>
+      <w:pPr>
+        <w:rPr>
+          <w:sz w:val="28"/>
+          <w:szCs w:val="28"/>
+          <w:lang w:val="hu-HU"/>
+        </w:rPr>
+      </w:pPr>
+      <w:r>
+        <w:rPr>
+          <w:sz w:val="28"/>
+          <w:szCs w:val="28"/>
+          <w:lang w:val="hu-HU"/>
+        </w:rPr>
+        <w:t>Kisebb csapatok esetében ezek az adatok gyakran különböző helyeken, például táblázatokban, jegyzetekben vagy több különálló alkalmazásban találhatók meg. Ez megnehezíti az adatok visszakeresését, összehasonlítását és hosszabb távú elemzését.</w:t>
+      </w:r>
+    </w:p>
+    <w:p>
+      <w:pPr>
+        <w:rPr>
+          <w:sz w:val="28"/>
+          <w:szCs w:val="28"/>
+          <w:lang w:val="hu-HU"/>
+        </w:rPr>
+      </w:pPr>
+      <w:r>
+        <w:rPr>
+          <w:sz w:val="28"/>
+          <w:szCs w:val="28"/>
+          <w:lang w:val="hu-HU"/>
+        </w:rPr>
+        <w:lastRenderedPageBreak/>
+        <w:t>A projekt ezt a problémát egy központi rendszer kialakításával kívánja kezelni. A cél az, hogy az edző a csapat működéséhez szükséges legfontosabb adatokat egyetlen felületen tudja rögzíteni, kezelni és elemezni.</w:t>
+      </w:r>
+    </w:p>
+    <w:p>
+      <w:pPr>
+        <w:rPr>
+          <w:sz w:val="28"/>
+          <w:szCs w:val="28"/>
+          <w:lang w:val="hu-HU"/>
+        </w:rPr>
+      </w:pPr>
+    </w:p>
+    <w:p>
+      <w:pPr>
+        <w:rPr>
+          <w:sz w:val="28"/>
+          <w:szCs w:val="28"/>
+          <w:lang w:val="hu-HU"/>
+        </w:rPr>
+      </w:pPr>
+      <w:r>
+        <w:rPr>
+          <w:sz w:val="28"/>
+          <w:szCs w:val="28"/>
+          <w:lang w:val="hu-HU"/>
+        </w:rPr>
+        <w:t>1.3. Célközönség</w:t>
+      </w:r>
+    </w:p>
+    <w:p>
+      <w:pPr>
+        <w:rPr>
+          <w:sz w:val="28"/>
+          <w:szCs w:val="28"/>
+          <w:lang w:val="hu-HU"/>
+        </w:rPr>
+      </w:pPr>
+    </w:p>
+    <w:p>
+      <w:pPr>
+        <w:rPr>
+          <w:sz w:val="28"/>
+          <w:szCs w:val="28"/>
+          <w:lang w:val="hu-HU"/>
+        </w:rPr>
+      </w:pPr>
+      <w:r>
+        <w:rPr>
+          <w:sz w:val="28"/>
+          <w:szCs w:val="28"/>
+          <w:lang w:val="hu-HU"/>
+        </w:rPr>
+        <w:t>A rendszer elsődleges célközönségét a labdarúgással foglalkozó edzők és szakmai stábtagok alkotják.</w:t>
+      </w:r>
+    </w:p>
+    <w:p>
+      <w:pPr>
+        <w:rPr>
+          <w:sz w:val="28"/>
+          <w:szCs w:val="28"/>
+          <w:lang w:val="hu-HU"/>
+        </w:rPr>
+      </w:pPr>
+      <w:r>
+        <w:rPr>
+          <w:sz w:val="28"/>
+          <w:szCs w:val="28"/>
+          <w:lang w:val="hu-HU"/>
+        </w:rPr>
+        <w:t>A program különösen hasznos lehet:</w:t>
+      </w:r>
+    </w:p>
+    <w:p>
+      <w:pPr>
+        <w:rPr>
+          <w:sz w:val="28"/>
+          <w:szCs w:val="28"/>
+          <w:lang w:val="hu-HU"/>
+        </w:rPr>
+      </w:pPr>
+      <w:r>
+        <w:rPr>
+          <w:sz w:val="28"/>
+          <w:szCs w:val="28"/>
+          <w:lang w:val="hu-HU"/>
+        </w:rPr>
+        <w:t>- utánpótláscsapatok edzői számára,</w:t>
+      </w:r>
+    </w:p>
+    <w:p>
+      <w:pPr>
+        <w:rPr>
+          <w:sz w:val="28"/>
+          <w:szCs w:val="28"/>
+          <w:lang w:val="hu-HU"/>
+        </w:rPr>
+      </w:pPr>
+      <w:r>
+        <w:rPr>
+          <w:sz w:val="28"/>
+          <w:szCs w:val="28"/>
+          <w:lang w:val="hu-HU"/>
+        </w:rPr>
+        <w:t>- amatőr és félprofi labdarúgócsapatok edzői számára,</w:t>
+      </w:r>
+    </w:p>
+    <w:p>
+      <w:pPr>
+        <w:rPr>
+          <w:sz w:val="28"/>
+          <w:szCs w:val="28"/>
+          <w:lang w:val="hu-HU"/>
+        </w:rPr>
+      </w:pPr>
+      <w:r>
+        <w:rPr>
+          <w:sz w:val="28"/>
+          <w:szCs w:val="28"/>
+          <w:lang w:val="hu-HU"/>
+        </w:rPr>
+        <w:t>- vezetőedzők számára,</w:t>
+      </w:r>
+    </w:p>
+    <w:p>
+      <w:pPr>
+        <w:rPr>
+          <w:sz w:val="28"/>
+          <w:szCs w:val="28"/>
+          <w:lang w:val="hu-HU"/>
+        </w:rPr>
+      </w:pPr>
+      <w:r>
+        <w:rPr>
+          <w:sz w:val="28"/>
+          <w:szCs w:val="28"/>
+          <w:lang w:val="hu-HU"/>
+        </w:rPr>
+        <w:t>- segédedzők számára,</w:t>
+      </w:r>
+    </w:p>
+    <w:p>
+      <w:pPr>
+        <w:rPr>
+          <w:sz w:val="28"/>
+          <w:szCs w:val="28"/>
+          <w:lang w:val="hu-HU"/>
+        </w:rPr>
+      </w:pPr>
+      <w:r>
+        <w:rPr>
+          <w:sz w:val="28"/>
+          <w:szCs w:val="28"/>
+          <w:lang w:val="hu-HU"/>
+        </w:rPr>
+        <w:t>- kisebb klubok szakmai stábjai számára.</w:t>
+      </w:r>
+    </w:p>
+    <w:p>
+      <w:pPr>
+        <w:rPr>
+          <w:sz w:val="28"/>
+          <w:szCs w:val="28"/>
+          <w:lang w:val="hu-HU"/>
+        </w:rPr>
+      </w:pPr>
+      <w:r>
+        <w:rPr>
+          <w:sz w:val="28"/>
+          <w:szCs w:val="28"/>
+          <w:lang w:val="hu-HU"/>
+        </w:rPr>
+        <w:t>A rendszer kialakításánál fontos szempont az egyszerű kezelhetőség, ezért olyan felhasználók számára is használható, akik nem rendelkeznek magas szintű informatikai ismeretekkel.</w:t>
+      </w:r>
+    </w:p>
+    <w:p>
+      <w:pPr>
+        <w:rPr>
+          <w:sz w:val="28"/>
+          <w:szCs w:val="28"/>
+          <w:lang w:val="hu-HU"/>
+        </w:rPr>
+      </w:pPr>
+      <w:r>
+        <w:rPr>
+          <w:sz w:val="28"/>
+          <w:szCs w:val="28"/>
+          <w:lang w:val="hu-HU"/>
+        </w:rPr>
+        <w:t>A későbbi fejlesztések során a rendszer más sportágakra is kiterjeszthető, azonban a jelenlegi projekt elsődlegesen a labdarúgás igényeire épül.</w:t>
+      </w:r>
+    </w:p>
+    <w:p>
+      <w:pPr>
+        <w:rPr>
+          <w:sz w:val="28"/>
+          <w:szCs w:val="28"/>
+          <w:lang w:val="hu-HU"/>
+        </w:rPr>
+      </w:pPr>
+    </w:p>
+    <w:p>
+      <w:pPr>
+        <w:rPr>
+          <w:sz w:val="28"/>
+          <w:szCs w:val="28"/>
+          <w:lang w:val="hu-HU"/>
+        </w:rPr>
+      </w:pPr>
+      <w:r>
+        <w:rPr>
+          <w:sz w:val="28"/>
+          <w:szCs w:val="28"/>
+          <w:lang w:val="hu-HU"/>
+        </w:rPr>
+        <w:t>1.4. A rendszerben található felhasználói szerepek</w:t>
+      </w:r>
+    </w:p>
+    <w:p>
+      <w:pPr>
+        <w:rPr>
+          <w:sz w:val="28"/>
+          <w:szCs w:val="28"/>
+          <w:lang w:val="hu-HU"/>
+        </w:rPr>
+      </w:pPr>
+      <w:r>
+        <w:rPr>
+          <w:sz w:val="28"/>
+          <w:szCs w:val="28"/>
+          <w:lang w:val="hu-HU"/>
+        </w:rPr>
+        <w:t>A rendszerben a különböző felhasználók eltérő jogosultságokkal rendelkeznek.</w:t>
+      </w:r>
+    </w:p>
+    <w:p>
+      <w:pPr>
+        <w:rPr>
+          <w:sz w:val="28"/>
+          <w:szCs w:val="28"/>
+          <w:lang w:val="hu-HU"/>
+        </w:rPr>
+      </w:pPr>
+    </w:p>
+    <w:p>
+      <w:pPr>
+        <w:rPr>
+          <w:sz w:val="28"/>
+          <w:szCs w:val="28"/>
+          <w:lang w:val="hu-HU"/>
+        </w:rPr>
+      </w:pPr>
+      <w:r>
+        <w:rPr>
+          <w:sz w:val="28"/>
+          <w:szCs w:val="28"/>
+          <w:lang w:val="hu-HU"/>
+        </w:rPr>
+        <w:t>Vezetőedző / csapatmenedzser</w:t>
+      </w:r>
+    </w:p>
+    <w:p>
+      <w:pPr>
+        <w:rPr>
+          <w:sz w:val="28"/>
+          <w:szCs w:val="28"/>
+          <w:lang w:val="hu-HU"/>
+        </w:rPr>
+      </w:pPr>
+    </w:p>
+    <w:p>
+      <w:pPr>
+        <w:rPr>
+          <w:sz w:val="28"/>
+          <w:szCs w:val="28"/>
+          <w:lang w:val="hu-HU"/>
+        </w:rPr>
+      </w:pPr>
+      <w:r>
+        <w:rPr>
+          <w:sz w:val="28"/>
+          <w:szCs w:val="28"/>
+          <w:lang w:val="hu-HU"/>
+        </w:rPr>
+        <w:lastRenderedPageBreak/>
+        <w:t>A vezetőedző rendelkezik a legszélesebb jogosultsági körrel. Létrehozhat és kezelhet csapatokat, hozzáadhat játékosokat, meghívhat további edzőket, valamint létrehozhat és módosíthat edzéseket és mérkőzéseket.</w:t>
+      </w:r>
+    </w:p>
+    <w:p>
+      <w:pPr>
+        <w:rPr>
+          <w:sz w:val="28"/>
+          <w:szCs w:val="28"/>
+          <w:lang w:val="hu-HU"/>
+        </w:rPr>
+      </w:pPr>
+      <w:r>
+        <w:rPr>
+          <w:sz w:val="28"/>
+          <w:szCs w:val="28"/>
+          <w:lang w:val="hu-HU"/>
+        </w:rPr>
+        <w:t>A vezetőedző számára elérhetők a csapathoz kapcsolódó statisztikák és kimutatások is.</w:t>
+      </w:r>
+    </w:p>
+    <w:p>
+      <w:pPr>
+        <w:rPr>
+          <w:sz w:val="28"/>
+          <w:szCs w:val="28"/>
+          <w:lang w:val="hu-HU"/>
+        </w:rPr>
+      </w:pPr>
+    </w:p>
+    <w:p>
+      <w:pPr>
+        <w:rPr>
+          <w:sz w:val="28"/>
+          <w:szCs w:val="28"/>
+          <w:lang w:val="hu-HU"/>
+        </w:rPr>
+      </w:pPr>
+      <w:r>
+        <w:rPr>
+          <w:sz w:val="28"/>
+          <w:szCs w:val="28"/>
+          <w:lang w:val="hu-HU"/>
+        </w:rPr>
+        <w:t>Segédedző</w:t>
+      </w:r>
+    </w:p>
+    <w:p>
+      <w:pPr>
+        <w:rPr>
+          <w:sz w:val="28"/>
+          <w:szCs w:val="28"/>
+          <w:lang w:val="hu-HU"/>
+        </w:rPr>
+      </w:pPr>
+    </w:p>
+    <w:p>
+      <w:pPr>
+        <w:rPr>
+          <w:sz w:val="28"/>
+          <w:szCs w:val="28"/>
+          <w:lang w:val="hu-HU"/>
+        </w:rPr>
+      </w:pPr>
+      <w:r>
+        <w:rPr>
+          <w:sz w:val="28"/>
+          <w:szCs w:val="28"/>
+          <w:lang w:val="hu-HU"/>
+        </w:rPr>
+        <w:t>A segédedző a vezetőedző által meghatározott jogosultságok alapján vehet részt a csapat kezelésében. Rögzítheti például az edzéseket, a játékosok jelenlétét és a mérkőzések adatait.</w:t>
+      </w:r>
+    </w:p>
+    <w:p>
+      <w:pPr>
+        <w:rPr>
+          <w:sz w:val="28"/>
+          <w:szCs w:val="28"/>
+          <w:lang w:val="hu-HU"/>
+        </w:rPr>
+      </w:pPr>
+      <w:r>
+        <w:rPr>
+          <w:sz w:val="28"/>
+          <w:szCs w:val="28"/>
+          <w:lang w:val="hu-HU"/>
+        </w:rPr>
+        <w:t>A jogosultságok szerepkör alapú kezelése biztosítja, hogy minden felhasználó csak a számára engedélyezett műveleteket hajthassa végre.</w:t>
+      </w:r>
+    </w:p>
+    <w:p>
+      <w:pPr>
+        <w:rPr>
+          <w:sz w:val="28"/>
+          <w:szCs w:val="28"/>
+          <w:lang w:val="hu-HU"/>
+        </w:rPr>
+      </w:pPr>
+    </w:p>
+    <w:p>
+      <w:pPr>
+        <w:rPr>
+          <w:sz w:val="28"/>
+          <w:szCs w:val="28"/>
+          <w:lang w:val="hu-HU"/>
+        </w:rPr>
+      </w:pPr>
+      <w:r>
+        <w:rPr>
+          <w:sz w:val="28"/>
+          <w:szCs w:val="28"/>
+          <w:lang w:val="hu-HU"/>
+        </w:rPr>
+        <w:t>1.5. A rendszer fő funkciói</w:t>
+      </w:r>
+    </w:p>
+    <w:p>
+      <w:pPr>
+        <w:rPr>
+          <w:sz w:val="28"/>
+          <w:szCs w:val="28"/>
+          <w:lang w:val="hu-HU"/>
+        </w:rPr>
+      </w:pPr>
+    </w:p>
+    <w:p>
+      <w:pPr>
+        <w:rPr>
+          <w:sz w:val="28"/>
+          <w:szCs w:val="28"/>
+          <w:lang w:val="hu-HU"/>
+        </w:rPr>
+      </w:pPr>
+      <w:r>
+        <w:rPr>
+          <w:sz w:val="28"/>
+          <w:szCs w:val="28"/>
+          <w:lang w:val="hu-HU"/>
+        </w:rPr>
+        <w:t>A program több, egymással összekapcsolódó funkcióból épül fel.</w:t>
+      </w:r>
+    </w:p>
+    <w:p>
+      <w:pPr>
+        <w:rPr>
+          <w:sz w:val="28"/>
+          <w:szCs w:val="28"/>
+          <w:lang w:val="hu-HU"/>
+        </w:rPr>
+      </w:pPr>
+    </w:p>
+    <w:p>
+      <w:pPr>
+        <w:rPr>
+          <w:sz w:val="28"/>
+          <w:szCs w:val="28"/>
+          <w:lang w:val="hu-HU"/>
+        </w:rPr>
+      </w:pPr>
+      <w:r>
+        <w:rPr>
+          <w:sz w:val="28"/>
+          <w:szCs w:val="28"/>
+          <w:lang w:val="hu-HU"/>
+        </w:rPr>
+        <w:t>Felhasználói fiók kezelése</w:t>
+      </w:r>
+    </w:p>
+    <w:p>
+      <w:pPr>
+        <w:rPr>
+          <w:sz w:val="28"/>
+          <w:szCs w:val="28"/>
+          <w:lang w:val="hu-HU"/>
+        </w:rPr>
+      </w:pPr>
+    </w:p>
+    <w:p>
+      <w:pPr>
+        <w:rPr>
+          <w:sz w:val="28"/>
+          <w:szCs w:val="28"/>
+          <w:lang w:val="hu-HU"/>
+        </w:rPr>
+      </w:pPr>
+      <w:r>
+        <w:rPr>
+          <w:sz w:val="28"/>
+          <w:szCs w:val="28"/>
+          <w:lang w:val="hu-HU"/>
+        </w:rPr>
+        <w:t>A felhasználók regisztrálhatnak és bejelentkezhetnek a rendszerbe. A regisztráció során megadott adatokhoz tartozó fiókot a rendszer biztonságosan kezeli.</w:t>
+      </w:r>
+    </w:p>
+    <w:p>
+      <w:pPr>
+        <w:rPr>
+          <w:sz w:val="28"/>
+          <w:szCs w:val="28"/>
+          <w:lang w:val="hu-HU"/>
+        </w:rPr>
+      </w:pPr>
+      <w:r>
+        <w:rPr>
+          <w:sz w:val="28"/>
+          <w:szCs w:val="28"/>
+          <w:lang w:val="hu-HU"/>
+        </w:rPr>
+        <w:t>A rendszer támogatja többek között:</w:t>
+      </w:r>
+    </w:p>
+    <w:p>
+      <w:pPr>
+        <w:rPr>
+          <w:sz w:val="28"/>
+          <w:szCs w:val="28"/>
+          <w:lang w:val="hu-HU"/>
+        </w:rPr>
+      </w:pPr>
+      <w:r>
+        <w:rPr>
+          <w:sz w:val="28"/>
+          <w:szCs w:val="28"/>
+          <w:lang w:val="hu-HU"/>
+        </w:rPr>
+        <w:t>- regisztrációt,</w:t>
+      </w:r>
+    </w:p>
+    <w:p>
+      <w:pPr>
+        <w:rPr>
+          <w:sz w:val="28"/>
+          <w:szCs w:val="28"/>
+          <w:lang w:val="hu-HU"/>
+        </w:rPr>
+      </w:pPr>
+      <w:r>
+        <w:rPr>
+          <w:sz w:val="28"/>
+          <w:szCs w:val="28"/>
+          <w:lang w:val="hu-HU"/>
+        </w:rPr>
+        <w:t>- bejelentkezést és kijelentkezést,</w:t>
+      </w:r>
+    </w:p>
+    <w:p>
+      <w:pPr>
+        <w:rPr>
+          <w:sz w:val="28"/>
+          <w:szCs w:val="28"/>
+          <w:lang w:val="hu-HU"/>
+        </w:rPr>
+      </w:pPr>
+      <w:r>
+        <w:rPr>
+          <w:sz w:val="28"/>
+          <w:szCs w:val="28"/>
+          <w:lang w:val="hu-HU"/>
+        </w:rPr>
+        <w:t>- e-mail-cím ellenőrzését,</w:t>
+      </w:r>
+    </w:p>
+    <w:p>
+      <w:pPr>
+        <w:rPr>
+          <w:sz w:val="28"/>
+          <w:szCs w:val="28"/>
+          <w:lang w:val="hu-HU"/>
+        </w:rPr>
+      </w:pPr>
+      <w:r>
+        <w:rPr>
+          <w:sz w:val="28"/>
+          <w:szCs w:val="28"/>
+          <w:lang w:val="hu-HU"/>
+        </w:rPr>
+        <w:lastRenderedPageBreak/>
+        <w:t>- elfelejtett jelszó esetén a jelszó visszaállítását,</w:t>
+      </w:r>
+    </w:p>
+    <w:p>
+      <w:pPr>
+        <w:rPr>
+          <w:sz w:val="28"/>
+          <w:szCs w:val="28"/>
+          <w:lang w:val="hu-HU"/>
+        </w:rPr>
+      </w:pPr>
+      <w:r>
+        <w:rPr>
+          <w:sz w:val="28"/>
+          <w:szCs w:val="28"/>
+          <w:lang w:val="hu-HU"/>
+        </w:rPr>
+        <w:t>- szerepkör alapú jogosultságkezelést.</w:t>
+      </w:r>
+    </w:p>
+    <w:p>
+      <w:pPr>
+        <w:rPr>
+          <w:sz w:val="28"/>
+          <w:szCs w:val="28"/>
+          <w:lang w:val="hu-HU"/>
+        </w:rPr>
+      </w:pPr>
+    </w:p>
+    <w:p>
+      <w:pPr>
+        <w:rPr>
+          <w:sz w:val="28"/>
+          <w:szCs w:val="28"/>
+          <w:lang w:val="hu-HU"/>
+        </w:rPr>
+      </w:pPr>
+      <w:r>
+        <w:rPr>
+          <w:sz w:val="28"/>
+          <w:szCs w:val="28"/>
+          <w:lang w:val="hu-HU"/>
+        </w:rPr>
+        <w:t>Csapatok kezelése</w:t>
+      </w:r>
+    </w:p>
+    <w:p>
+      <w:pPr>
+        <w:rPr>
+          <w:sz w:val="28"/>
+          <w:szCs w:val="28"/>
+          <w:lang w:val="hu-HU"/>
+        </w:rPr>
+      </w:pPr>
+    </w:p>
+    <w:p>
+      <w:pPr>
+        <w:rPr>
+          <w:sz w:val="28"/>
+          <w:szCs w:val="28"/>
+          <w:lang w:val="hu-HU"/>
+        </w:rPr>
+      </w:pPr>
+      <w:r>
+        <w:rPr>
+          <w:sz w:val="28"/>
+          <w:szCs w:val="28"/>
+          <w:lang w:val="hu-HU"/>
+        </w:rPr>
+        <w:t>A vezetőedző új csapatot hozhat létre, amelyhez megadható többek között a csapat neve, korosztálya, sportága és rövid azonosítója.</w:t>
+      </w:r>
+    </w:p>
+    <w:p>
+      <w:pPr>
+        <w:rPr>
+          <w:sz w:val="28"/>
+          <w:szCs w:val="28"/>
+          <w:lang w:val="hu-HU"/>
+        </w:rPr>
+      </w:pPr>
+      <w:r>
+        <w:rPr>
+          <w:sz w:val="28"/>
+          <w:szCs w:val="28"/>
+          <w:lang w:val="hu-HU"/>
+        </w:rPr>
+        <w:t>Egy felhasználó több csapathoz is tartozhat, ezért a rendszer lehetőséget biztosít a csapatok közötti váltásra.</w:t>
+      </w:r>
+    </w:p>
+    <w:p>
+      <w:pPr>
+        <w:rPr>
+          <w:sz w:val="28"/>
+          <w:szCs w:val="28"/>
+          <w:lang w:val="hu-HU"/>
+        </w:rPr>
+      </w:pPr>
+    </w:p>
+    <w:p>
+      <w:pPr>
+        <w:rPr>
+          <w:sz w:val="28"/>
+          <w:szCs w:val="28"/>
+          <w:lang w:val="hu-HU"/>
+        </w:rPr>
+      </w:pPr>
+      <w:r>
+        <w:rPr>
+          <w:sz w:val="28"/>
+          <w:szCs w:val="28"/>
+          <w:lang w:val="hu-HU"/>
+        </w:rPr>
+        <w:t>J</w:t>
+      </w:r>
+      <w:r>
+        <w:rPr>
+          <w:sz w:val="28"/>
+          <w:szCs w:val="28"/>
+          <w:lang w:val="hu-HU"/>
+        </w:rPr>
+        <w:t>átékosok kezelése</w:t>
+      </w:r>
+    </w:p>
+    <w:p>
+      <w:pPr>
+        <w:rPr>
+          <w:sz w:val="28"/>
+          <w:szCs w:val="28"/>
+          <w:lang w:val="hu-HU"/>
+        </w:rPr>
+      </w:pPr>
+    </w:p>
+    <w:p>
+      <w:pPr>
+        <w:rPr>
+          <w:sz w:val="28"/>
+          <w:szCs w:val="28"/>
+          <w:lang w:val="hu-HU"/>
+        </w:rPr>
+      </w:pPr>
+      <w:r>
+        <w:rPr>
+          <w:sz w:val="28"/>
+          <w:szCs w:val="28"/>
+          <w:lang w:val="hu-HU"/>
+        </w:rPr>
+        <w:t>A csapatokhoz játékosok rendelhetők. A játékos adatlapján olyan információk tárolhatók, mint a név, mezszám, poszt és születési adatok.</w:t>
+      </w:r>
+    </w:p>
+    <w:p>
+      <w:pPr>
+        <w:rPr>
+          <w:sz w:val="28"/>
+          <w:szCs w:val="28"/>
+          <w:lang w:val="hu-HU"/>
+        </w:rPr>
+      </w:pPr>
+      <w:r>
+        <w:rPr>
+          <w:sz w:val="28"/>
+          <w:szCs w:val="28"/>
+          <w:lang w:val="hu-HU"/>
+        </w:rPr>
+        <w:t>A játékos adatlapja hosszabb távon a játékos teljesítményének és csapathoz kapcsolódó előzményeinek összefoglalására is szolgál.</w:t>
+      </w:r>
+    </w:p>
+    <w:p>
+      <w:pPr>
+        <w:rPr>
+          <w:sz w:val="28"/>
+          <w:szCs w:val="28"/>
+          <w:lang w:val="hu-HU"/>
+        </w:rPr>
+      </w:pPr>
+    </w:p>
+    <w:p>
+      <w:pPr>
+        <w:rPr>
+          <w:sz w:val="28"/>
+          <w:szCs w:val="28"/>
+          <w:lang w:val="hu-HU"/>
+        </w:rPr>
+      </w:pPr>
+      <w:r>
+        <w:rPr>
+          <w:sz w:val="28"/>
+          <w:szCs w:val="28"/>
+          <w:lang w:val="hu-HU"/>
+        </w:rPr>
+        <w:t>Edzések tervezése</w:t>
+      </w:r>
+    </w:p>
+    <w:p>
+      <w:pPr>
+        <w:rPr>
+          <w:sz w:val="28"/>
+          <w:szCs w:val="28"/>
+          <w:lang w:val="hu-HU"/>
+        </w:rPr>
+      </w:pPr>
+    </w:p>
+    <w:p>
+      <w:pPr>
+        <w:rPr>
+          <w:sz w:val="28"/>
+          <w:szCs w:val="28"/>
+          <w:lang w:val="hu-HU"/>
+        </w:rPr>
+      </w:pPr>
+      <w:r>
+        <w:rPr>
+          <w:sz w:val="28"/>
+          <w:szCs w:val="28"/>
+          <w:lang w:val="hu-HU"/>
+        </w:rPr>
+        <w:t>Az edzők előre megtervezhetik a csapat edzéseit. Az edzés több különálló gyakorlatból építhető fel, amelyekhez megadható például a gyakorlat neve, időtartama, célja, intenzitása és egyéb instrukciói.</w:t>
+      </w:r>
+    </w:p>
+    <w:p>
+      <w:pPr>
+        <w:rPr>
+          <w:sz w:val="28"/>
+          <w:szCs w:val="28"/>
+          <w:lang w:val="hu-HU"/>
+        </w:rPr>
+      </w:pPr>
+      <w:r>
+        <w:rPr>
+          <w:sz w:val="28"/>
+          <w:szCs w:val="28"/>
+          <w:lang w:val="hu-HU"/>
+        </w:rPr>
+        <w:t>A rendszerhez gyakorlatkönyvtár is tartozik, amelyből az edző kiválaszthatja a megfelelő gyakorlatokat. Saját gyakorlatok és edzéssablonok létrehozására is lehetőség van.</w:t>
+      </w:r>
+    </w:p>
+    <w:p>
+      <w:pPr>
+        <w:rPr>
+          <w:sz w:val="28"/>
+          <w:szCs w:val="28"/>
+          <w:lang w:val="hu-HU"/>
+        </w:rPr>
+      </w:pPr>
+    </w:p>
+    <w:p>
+      <w:pPr>
+        <w:rPr>
+          <w:sz w:val="28"/>
+          <w:szCs w:val="28"/>
+          <w:lang w:val="hu-HU"/>
+        </w:rPr>
+      </w:pPr>
+      <w:r>
+        <w:rPr>
+          <w:sz w:val="28"/>
+          <w:szCs w:val="28"/>
+          <w:lang w:val="hu-HU"/>
+        </w:rPr>
+        <w:t>Edzések rögzítése</w:t>
+      </w:r>
+    </w:p>
+    <w:p>
+      <w:pPr>
+        <w:rPr>
+          <w:sz w:val="28"/>
+          <w:szCs w:val="28"/>
+          <w:lang w:val="hu-HU"/>
+        </w:rPr>
+      </w:pPr>
+    </w:p>
+    <w:p>
+      <w:pPr>
+        <w:rPr>
+          <w:sz w:val="28"/>
+          <w:szCs w:val="28"/>
+          <w:lang w:val="hu-HU"/>
+        </w:rPr>
+      </w:pPr>
+      <w:r>
+        <w:rPr>
+          <w:sz w:val="28"/>
+          <w:szCs w:val="28"/>
+          <w:lang w:val="hu-HU"/>
+        </w:rPr>
+        <w:t>A megtartott edzések adatai utólag vagy az edzés során is rögzíthetők. Az edző megadhatja az edzés alapadatait, a résztvevő játékosokat, az elvégzett gyakorlatokat és az edzéshez kapcsolódó megjegyzéseket.</w:t>
+      </w:r>
+    </w:p>
+    <w:p>
+      <w:pPr>
+        <w:rPr>
+          <w:sz w:val="28"/>
+          <w:szCs w:val="28"/>
+          <w:lang w:val="hu-HU"/>
+        </w:rPr>
+      </w:pPr>
+      <w:r>
+        <w:rPr>
+          <w:sz w:val="28"/>
+          <w:szCs w:val="28"/>
+          <w:lang w:val="hu-HU"/>
+        </w:rPr>
+        <w:t>Az edzések így később visszakereshetők és a játékosok előzményeiben is megjelennek.</w:t>
+      </w:r>
+    </w:p>
+    <w:p>
+      <w:pPr>
+        <w:rPr>
+          <w:sz w:val="28"/>
+          <w:szCs w:val="28"/>
+          <w:lang w:val="hu-HU"/>
+        </w:rPr>
+      </w:pPr>
+    </w:p>
+    <w:p>
+      <w:pPr>
+        <w:rPr>
+          <w:sz w:val="28"/>
+          <w:szCs w:val="28"/>
+          <w:lang w:val="hu-HU"/>
+        </w:rPr>
+      </w:pPr>
+      <w:r>
+        <w:rPr>
+          <w:sz w:val="28"/>
+          <w:szCs w:val="28"/>
+          <w:lang w:val="hu-HU"/>
+        </w:rPr>
+        <w:t>Mérkőzések kezelése</w:t>
+      </w:r>
+    </w:p>
+    <w:p>
+      <w:pPr>
+        <w:rPr>
+          <w:sz w:val="28"/>
+          <w:szCs w:val="28"/>
+          <w:lang w:val="hu-HU"/>
+        </w:rPr>
+      </w:pPr>
+    </w:p>
+    <w:p>
+      <w:pPr>
+        <w:rPr>
+          <w:sz w:val="28"/>
+          <w:szCs w:val="28"/>
+          <w:lang w:val="hu-HU"/>
+        </w:rPr>
+      </w:pPr>
+      <w:r>
+        <w:rPr>
+          <w:sz w:val="28"/>
+          <w:szCs w:val="28"/>
+          <w:lang w:val="hu-HU"/>
+        </w:rPr>
+        <w:t>A rendszerben rögzíthetők a csapat mérkőzései. Megadható többek között az ellenfél, a mérkőzés időpontja, helyszíne, valamint a mérkőzés eredménye.</w:t>
+      </w:r>
+    </w:p>
+    <w:p>
+      <w:pPr>
+        <w:rPr>
+          <w:sz w:val="28"/>
+          <w:szCs w:val="28"/>
+          <w:lang w:val="hu-HU"/>
+        </w:rPr>
+      </w:pPr>
+      <w:r>
+        <w:rPr>
+          <w:sz w:val="28"/>
+          <w:szCs w:val="28"/>
+          <w:lang w:val="hu-HU"/>
+        </w:rPr>
+        <w:t>A mérkőzéshez játékosonként különböző teljesítményadatok is rögzíthetők, például a pályán töltött idő, gólok, gólpasszok, kapura lövések és lapok.</w:t>
+      </w:r>
+    </w:p>
+    <w:p>
+      <w:pPr>
+        <w:rPr>
+          <w:sz w:val="28"/>
+          <w:szCs w:val="28"/>
+          <w:lang w:val="hu-HU"/>
+        </w:rPr>
+      </w:pPr>
+    </w:p>
+    <w:p>
+      <w:pPr>
+        <w:rPr>
+          <w:sz w:val="28"/>
+          <w:szCs w:val="28"/>
+          <w:lang w:val="hu-HU"/>
+        </w:rPr>
+      </w:pPr>
+      <w:r>
+        <w:rPr>
+          <w:sz w:val="28"/>
+          <w:szCs w:val="28"/>
+          <w:lang w:val="hu-HU"/>
+        </w:rPr>
+        <w:t>Jelenlét kezelése</w:t>
+      </w:r>
+    </w:p>
+    <w:p>
+      <w:pPr>
+        <w:rPr>
+          <w:sz w:val="28"/>
+          <w:szCs w:val="28"/>
+          <w:lang w:val="hu-HU"/>
+        </w:rPr>
+      </w:pPr>
+    </w:p>
+    <w:p>
+      <w:pPr>
+        <w:rPr>
+          <w:sz w:val="28"/>
+          <w:szCs w:val="28"/>
+          <w:lang w:val="hu-HU"/>
+        </w:rPr>
+      </w:pPr>
+      <w:r>
+        <w:rPr>
+          <w:sz w:val="28"/>
+          <w:szCs w:val="28"/>
+          <w:lang w:val="hu-HU"/>
+        </w:rPr>
+        <w:t>Az edző az edzésekhez és mérkőzésekhez rögzítheti a játékosok részvételét. A rendszer így képes nyilvántartani, hogy egy adott játékos milyen gyakran vett részt a csapat foglalkozásain.</w:t>
+      </w:r>
+    </w:p>
+    <w:p>
+      <w:pPr>
+        <w:rPr>
+          <w:sz w:val="28"/>
+          <w:szCs w:val="28"/>
+          <w:lang w:val="hu-HU"/>
+        </w:rPr>
+      </w:pPr>
+    </w:p>
+    <w:p>
+      <w:pPr>
+        <w:rPr>
+          <w:sz w:val="28"/>
+          <w:szCs w:val="28"/>
+          <w:lang w:val="hu-HU"/>
+        </w:rPr>
+      </w:pPr>
+      <w:r>
+        <w:rPr>
+          <w:sz w:val="28"/>
+          <w:szCs w:val="28"/>
+          <w:lang w:val="hu-HU"/>
+        </w:rPr>
+        <w:t>Statisztikák és kimutatások</w:t>
+      </w:r>
+    </w:p>
+    <w:p>
+      <w:pPr>
+        <w:rPr>
+          <w:sz w:val="28"/>
+          <w:szCs w:val="28"/>
+          <w:lang w:val="hu-HU"/>
+        </w:rPr>
+      </w:pPr>
+    </w:p>
+    <w:p>
+      <w:pPr>
+        <w:rPr>
+          <w:sz w:val="28"/>
+          <w:szCs w:val="28"/>
+          <w:lang w:val="hu-HU"/>
+        </w:rPr>
+      </w:pPr>
+      <w:r>
+        <w:rPr>
+          <w:sz w:val="28"/>
+          <w:szCs w:val="28"/>
+          <w:lang w:val="hu-HU"/>
+        </w:rPr>
+        <w:t>A rendszer a rögzített adatok alapján különböző statisztikákat készít. Ezek segítségével az edző áttekintheti például a játékosok mérkőzésen nyújtott teljesítményét, az edzéseken való részvételt és a csapat hosszabb távú alakulását.</w:t>
+      </w:r>
+    </w:p>
+    <w:p>
+      <w:pPr>
+        <w:rPr>
+          <w:sz w:val="28"/>
+          <w:szCs w:val="28"/>
+          <w:lang w:val="hu-HU"/>
+        </w:rPr>
+      </w:pPr>
+      <w:r>
+        <w:rPr>
+          <w:sz w:val="28"/>
+          <w:szCs w:val="28"/>
+          <w:lang w:val="hu-HU"/>
+        </w:rPr>
+        <w:lastRenderedPageBreak/>
+        <w:t>Az adatok grafikonok és egyéb vizuális kimutatások formájában is megjeleníthetők.</w:t>
+      </w:r>
+    </w:p>
+    <w:p>
+      <w:pPr>
+        <w:rPr>
+          <w:sz w:val="28"/>
+          <w:szCs w:val="28"/>
+          <w:lang w:val="hu-HU"/>
+        </w:rPr>
+      </w:pPr>
+    </w:p>
+    <w:p>
+      <w:pPr>
+        <w:rPr>
+          <w:sz w:val="28"/>
+          <w:szCs w:val="28"/>
+          <w:lang w:val="hu-HU"/>
+        </w:rPr>
+      </w:pPr>
+      <w:r>
+        <w:rPr>
+          <w:sz w:val="28"/>
+          <w:szCs w:val="28"/>
+          <w:lang w:val="hu-HU"/>
+        </w:rPr>
+        <w:t>Terhelés és teljesítményelemzés</w:t>
+      </w:r>
+    </w:p>
+    <w:p>
+      <w:pPr>
+        <w:rPr>
+          <w:sz w:val="28"/>
+          <w:szCs w:val="28"/>
+          <w:lang w:val="hu-HU"/>
+        </w:rPr>
+      </w:pPr>
+    </w:p>
+    <w:p>
+      <w:pPr>
+        <w:rPr>
+          <w:sz w:val="28"/>
+          <w:szCs w:val="28"/>
+          <w:lang w:val="hu-HU"/>
+        </w:rPr>
+      </w:pPr>
+      <w:r>
+        <w:rPr>
+          <w:sz w:val="28"/>
+          <w:szCs w:val="28"/>
+          <w:lang w:val="hu-HU"/>
+        </w:rPr>
+        <w:t xml:space="preserve">A rendszer egyik fontosabb célja, hogy az </w:t>
+      </w:r>
+      <w:proofErr w:type="spellStart"/>
+      <w:r>
+        <w:rPr>
+          <w:sz w:val="28"/>
+          <w:szCs w:val="28"/>
+          <w:lang w:val="hu-HU"/>
+        </w:rPr>
+        <w:t>edzésadatokat</w:t>
+      </w:r>
+      <w:proofErr w:type="spellEnd"/>
+      <w:r>
+        <w:rPr>
+          <w:sz w:val="28"/>
+          <w:szCs w:val="28"/>
+          <w:lang w:val="hu-HU"/>
+        </w:rPr>
+        <w:t xml:space="preserve"> és a mérkőzéseken nyújtott teljesítményt összekapcsolja.</w:t>
+      </w:r>
+    </w:p>
+    <w:p>
+      <w:pPr>
+        <w:rPr>
+          <w:sz w:val="28"/>
+          <w:szCs w:val="28"/>
+          <w:lang w:val="hu-HU"/>
+        </w:rPr>
+      </w:pPr>
+      <w:r>
+        <w:rPr>
+          <w:sz w:val="28"/>
+          <w:szCs w:val="28"/>
+          <w:lang w:val="hu-HU"/>
+        </w:rPr>
+        <w:t>A rögzített adatok alapján különböző terhelési és teljesítménymutatók számíthatók, amelyek segítségével az edző hosszabb távon követheti a játékosok terhelésének és teljesítményének alakulását.</w:t>
+      </w:r>
+    </w:p>
+    <w:p>
+      <w:pPr>
+        <w:rPr>
+          <w:sz w:val="28"/>
+          <w:szCs w:val="28"/>
+          <w:lang w:val="hu-HU"/>
+        </w:rPr>
+      </w:pPr>
+      <w:r>
+        <w:rPr>
+          <w:sz w:val="28"/>
+          <w:szCs w:val="28"/>
+          <w:lang w:val="hu-HU"/>
+        </w:rPr>
+        <w:t>A rendszer ezen adatok alapján támogathatja az edzői döntéshozatalt, azonban az eredményeket nem diagnózisként, hanem információs és elemzési célból kezeli.</w:t>
+      </w:r>
+    </w:p>
+    <w:p>
+      <w:pPr>
+        <w:rPr>
+          <w:sz w:val="28"/>
+          <w:szCs w:val="28"/>
+          <w:lang w:val="hu-HU"/>
+        </w:rPr>
+      </w:pPr>
+    </w:p>
+    <w:p>
+      <w:pPr>
+        <w:rPr>
+          <w:sz w:val="28"/>
+          <w:szCs w:val="28"/>
+          <w:lang w:val="hu-HU"/>
+        </w:rPr>
+      </w:pPr>
+      <w:r>
+        <w:rPr>
+          <w:sz w:val="28"/>
+          <w:szCs w:val="28"/>
+          <w:lang w:val="hu-HU"/>
+        </w:rPr>
+        <w:t>1.6. A rendszer működésének alapelve</w:t>
+      </w:r>
+    </w:p>
+    <w:p>
+      <w:pPr>
+        <w:rPr>
+          <w:sz w:val="28"/>
+          <w:szCs w:val="28"/>
+          <w:lang w:val="hu-HU"/>
+        </w:rPr>
+      </w:pPr>
+    </w:p>
+    <w:p>
+      <w:pPr>
+        <w:rPr>
+          <w:sz w:val="28"/>
+          <w:szCs w:val="28"/>
+          <w:lang w:val="hu-HU"/>
+        </w:rPr>
+      </w:pPr>
+      <w:r>
+        <w:rPr>
+          <w:sz w:val="28"/>
+          <w:szCs w:val="28"/>
+          <w:lang w:val="hu-HU"/>
+        </w:rPr>
+        <w:t>A rendszer működése egy központi adatbázisra épül. A felhasználó a webes vagy mobilra optimalizált felületen keresztül rögzíti és módosítja az adatokat, amelyeket a rendszer az adatbázisban tárol.</w:t>
+      </w:r>
+    </w:p>
+    <w:p>
+      <w:pPr>
+        <w:rPr>
+          <w:sz w:val="28"/>
+          <w:szCs w:val="28"/>
+          <w:lang w:val="hu-HU"/>
+        </w:rPr>
+      </w:pPr>
+    </w:p>
+    <w:p>
+      <w:pPr>
+        <w:rPr>
+          <w:sz w:val="28"/>
+          <w:szCs w:val="28"/>
+          <w:lang w:val="hu-HU"/>
+        </w:rPr>
+      </w:pPr>
+      <w:r>
+        <w:rPr>
+          <w:sz w:val="28"/>
+          <w:szCs w:val="28"/>
+          <w:lang w:val="hu-HU"/>
+        </w:rPr>
+        <w:t>A működés alapvető folyamata:</w:t>
+      </w:r>
+    </w:p>
+    <w:p>
+      <w:pPr>
+        <w:rPr>
+          <w:sz w:val="28"/>
+          <w:szCs w:val="28"/>
+          <w:lang w:val="hu-HU"/>
+        </w:rPr>
+      </w:pPr>
+      <w:r>
+        <w:rPr>
+          <w:sz w:val="28"/>
+          <w:szCs w:val="28"/>
+          <w:lang w:val="hu-HU"/>
+        </w:rPr>
+        <w:t>Felhasználó → Felület → Szerver / API → Adatbázis</w:t>
+      </w:r>
+    </w:p>
+    <w:p>
+      <w:pPr>
+        <w:rPr>
+          <w:sz w:val="28"/>
+          <w:szCs w:val="28"/>
+          <w:lang w:val="hu-HU"/>
+        </w:rPr>
+      </w:pPr>
+    </w:p>
+    <w:p>
+      <w:pPr>
+        <w:rPr>
+          <w:sz w:val="28"/>
+          <w:szCs w:val="28"/>
+          <w:lang w:val="hu-HU"/>
+        </w:rPr>
+      </w:pPr>
+      <w:r>
+        <w:rPr>
+          <w:sz w:val="28"/>
+          <w:szCs w:val="28"/>
+          <w:lang w:val="hu-HU"/>
+        </w:rPr>
+        <w:t>A felhasználó által végrehajtott műveletet a rendszer ellenőrzi, majd a megfelelő adatokat elmenti vagy lekéri az adatbázisból. A feldolgozott adatok ezt követően megjelennek a felhasználói felületen.</w:t>
+      </w:r>
+    </w:p>
+    <w:p>
+      <w:pPr>
+        <w:rPr>
+          <w:sz w:val="28"/>
+          <w:szCs w:val="28"/>
+          <w:lang w:val="hu-HU"/>
+        </w:rPr>
+      </w:pPr>
+    </w:p>
+    <w:p>
+      <w:pPr>
+        <w:rPr>
+          <w:sz w:val="28"/>
+          <w:szCs w:val="28"/>
+          <w:lang w:val="hu-HU"/>
+        </w:rPr>
+      </w:pPr>
+      <w:r>
+        <w:rPr>
+          <w:sz w:val="28"/>
+          <w:szCs w:val="28"/>
+          <w:lang w:val="hu-HU"/>
+        </w:rPr>
+        <w:lastRenderedPageBreak/>
+        <w:t>Például egy edzés rögzítése során az edző kiválasztja a csapatot, megadja az edzés adatait és a résztvevőket. A rendszer ezeket az adatokat elmenti, majd később felhasználhatja az edzéslistában, a játékos adatlapján és a statisztikai kimutatásokban.</w:t>
+      </w:r>
+    </w:p>
+    <w:p>
+      <w:pPr>
+        <w:rPr>
+          <w:sz w:val="28"/>
+          <w:szCs w:val="28"/>
+          <w:lang w:val="hu-HU"/>
+        </w:rPr>
+      </w:pPr>
+    </w:p>
+    <w:p>
+      <w:pPr>
+        <w:rPr>
+          <w:sz w:val="28"/>
+          <w:szCs w:val="28"/>
+          <w:lang w:val="hu-HU"/>
+        </w:rPr>
+      </w:pPr>
+      <w:r>
+        <w:rPr>
+          <w:sz w:val="28"/>
+          <w:szCs w:val="28"/>
+          <w:lang w:val="hu-HU"/>
+        </w:rPr>
+        <w:t>1.7. Adatok kapcsolata</w:t>
+      </w:r>
+    </w:p>
+    <w:p>
+      <w:pPr>
+        <w:rPr>
+          <w:sz w:val="28"/>
+          <w:szCs w:val="28"/>
+          <w:lang w:val="hu-HU"/>
+        </w:rPr>
+      </w:pPr>
+    </w:p>
+    <w:p>
+      <w:pPr>
+        <w:rPr>
+          <w:sz w:val="28"/>
+          <w:szCs w:val="28"/>
+          <w:lang w:val="hu-HU"/>
+        </w:rPr>
+      </w:pPr>
+      <w:r>
+        <w:rPr>
+          <w:sz w:val="28"/>
+          <w:szCs w:val="28"/>
+          <w:lang w:val="hu-HU"/>
+        </w:rPr>
+        <w:t>A rendszerben az egyes adatok egymással kapcsolatban állnak. Egy felhasználó több csapathoz tartozhat, egy csapathoz több játékos, edzés és mérkőzés kapcsolódhat.</w:t>
+      </w:r>
+    </w:p>
+    <w:p>
+      <w:pPr>
+        <w:rPr>
+          <w:sz w:val="28"/>
+          <w:szCs w:val="28"/>
+          <w:lang w:val="hu-HU"/>
+        </w:rPr>
+      </w:pPr>
+    </w:p>
+    <w:p>
+      <w:pPr>
+        <w:rPr>
+          <w:sz w:val="28"/>
+          <w:szCs w:val="28"/>
+          <w:lang w:val="hu-HU"/>
+        </w:rPr>
+      </w:pPr>
+      <w:r>
+        <w:rPr>
+          <w:sz w:val="28"/>
+          <w:szCs w:val="28"/>
+          <w:lang w:val="hu-HU"/>
+        </w:rPr>
+        <w:t>A főbb kapcsolatokat az alábbi hierarchia szemlélteti:</w:t>
+      </w:r>
+    </w:p>
+    <w:p>
+      <w:pPr>
+        <w:rPr>
+          <w:sz w:val="28"/>
+          <w:szCs w:val="28"/>
+          <w:lang w:val="hu-HU"/>
+        </w:rPr>
+      </w:pPr>
+    </w:p>
+    <w:p>
+      <w:pPr>
+        <w:rPr>
+          <w:sz w:val="28"/>
+          <w:szCs w:val="28"/>
+          <w:lang w:val="hu-HU"/>
+        </w:rPr>
+      </w:pPr>
+      <w:r>
+        <w:rPr>
+          <w:sz w:val="28"/>
+          <w:szCs w:val="28"/>
+          <w:lang w:val="hu-HU"/>
+        </w:rPr>
+        <w:t>Felhasználó</w:t>
+      </w:r>
+    </w:p>
+    <w:p>
+      <w:pPr>
+        <w:rPr>
+          <w:sz w:val="28"/>
+          <w:szCs w:val="28"/>
+          <w:lang w:val="hu-HU"/>
+        </w:rPr>
+      </w:pPr>
+      <w:r>
+        <w:rPr>
+          <w:sz w:val="28"/>
+          <w:szCs w:val="28"/>
+          <w:lang w:val="hu-HU"/>
+        </w:rPr>
+        <w:t>→ Csapat</w:t>
+      </w:r>
+    </w:p>
+    <w:p>
+      <w:pPr>
+        <w:rPr>
+          <w:sz w:val="28"/>
+          <w:szCs w:val="28"/>
+          <w:lang w:val="hu-HU"/>
+        </w:rPr>
+      </w:pPr>
+      <w:r>
+        <w:rPr>
+          <w:sz w:val="28"/>
+          <w:szCs w:val="28"/>
+          <w:lang w:val="hu-HU"/>
+        </w:rPr>
+        <w:t>→ Játékosok</w:t>
+      </w:r>
+    </w:p>
+    <w:p>
+      <w:pPr>
+        <w:rPr>
+          <w:sz w:val="28"/>
+          <w:szCs w:val="28"/>
+          <w:lang w:val="hu-HU"/>
+        </w:rPr>
+      </w:pPr>
+    </w:p>
+    <w:p>
+      <w:pPr>
+        <w:rPr>
+          <w:sz w:val="28"/>
+          <w:szCs w:val="28"/>
+          <w:lang w:val="hu-HU"/>
+        </w:rPr>
+      </w:pPr>
+      <w:r>
+        <w:rPr>
+          <w:sz w:val="28"/>
+          <w:szCs w:val="28"/>
+          <w:lang w:val="hu-HU"/>
+        </w:rPr>
+        <w:t>Csapat</w:t>
+      </w:r>
+    </w:p>
+    <w:p>
+      <w:pPr>
+        <w:rPr>
+          <w:sz w:val="28"/>
+          <w:szCs w:val="28"/>
+          <w:lang w:val="hu-HU"/>
+        </w:rPr>
+      </w:pPr>
+      <w:r>
+        <w:rPr>
+          <w:sz w:val="28"/>
+          <w:szCs w:val="28"/>
+          <w:lang w:val="hu-HU"/>
+        </w:rPr>
+        <w:t>→ Edzések</w:t>
+      </w:r>
+    </w:p>
+    <w:p>
+      <w:pPr>
+        <w:rPr>
+          <w:sz w:val="28"/>
+          <w:szCs w:val="28"/>
+          <w:lang w:val="hu-HU"/>
+        </w:rPr>
+      </w:pPr>
+      <w:r>
+        <w:rPr>
+          <w:sz w:val="28"/>
+          <w:szCs w:val="28"/>
+          <w:lang w:val="hu-HU"/>
+        </w:rPr>
+        <w:t>→ Mérkőzések</w:t>
+      </w:r>
+    </w:p>
+    <w:p>
+      <w:pPr>
+        <w:rPr>
+          <w:sz w:val="28"/>
+          <w:szCs w:val="28"/>
+          <w:lang w:val="hu-HU"/>
+        </w:rPr>
+      </w:pPr>
+      <w:r>
+        <w:rPr>
+          <w:sz w:val="28"/>
+          <w:szCs w:val="28"/>
+          <w:lang w:val="hu-HU"/>
+        </w:rPr>
+        <w:t>→ Statisztikák</w:t>
+      </w:r>
+    </w:p>
+    <w:p>
+      <w:pPr>
+        <w:rPr>
+          <w:sz w:val="28"/>
+          <w:szCs w:val="28"/>
+          <w:lang w:val="hu-HU"/>
+        </w:rPr>
+      </w:pPr>
+    </w:p>
+    <w:p>
+      <w:pPr>
+        <w:rPr>
+          <w:sz w:val="28"/>
+          <w:szCs w:val="28"/>
+          <w:lang w:val="hu-HU"/>
+        </w:rPr>
+      </w:pPr>
+      <w:r>
+        <w:rPr>
+          <w:sz w:val="28"/>
+          <w:szCs w:val="28"/>
+          <w:lang w:val="hu-HU"/>
+        </w:rPr>
+        <w:t xml:space="preserve">Az edzésekhez játékosok és gyakorlatok, a mérkőzésekhez pedig </w:t>
+      </w:r>
+      <w:proofErr w:type="spellStart"/>
+      <w:r>
+        <w:rPr>
+          <w:sz w:val="28"/>
+          <w:szCs w:val="28"/>
+          <w:lang w:val="hu-HU"/>
+        </w:rPr>
+        <w:t>játékosonkénti</w:t>
+      </w:r>
+      <w:proofErr w:type="spellEnd"/>
+      <w:r>
+        <w:rPr>
+          <w:sz w:val="28"/>
+          <w:szCs w:val="28"/>
+          <w:lang w:val="hu-HU"/>
+        </w:rPr>
+        <w:t xml:space="preserve"> teljesítményadatok kapcsolódnak.</w:t>
+      </w:r>
+    </w:p>
+    <w:p>
+      <w:pPr>
+        <w:rPr>
+          <w:sz w:val="28"/>
+          <w:szCs w:val="28"/>
+          <w:lang w:val="hu-HU"/>
+        </w:rPr>
+      </w:pPr>
+    </w:p>
+    <w:p>
+      <w:pPr>
+        <w:rPr>
+          <w:sz w:val="28"/>
+          <w:szCs w:val="28"/>
+          <w:lang w:val="hu-HU"/>
+        </w:rPr>
+      </w:pPr>
+      <w:r>
+        <w:rPr>
+          <w:sz w:val="28"/>
+          <w:szCs w:val="28"/>
+          <w:lang w:val="hu-HU"/>
+        </w:rPr>
+        <w:t>Ez a felépítés biztosítja, hogy az egyszer rögzített adatok több különböző felületen is felhasználhatók legyenek.</w:t>
+      </w:r>
+    </w:p>
+    <w:p>
+      <w:pPr>
+        <w:rPr>
+          <w:sz w:val="28"/>
+          <w:szCs w:val="28"/>
+          <w:lang w:val="hu-HU"/>
+        </w:rPr>
+      </w:pPr>
+    </w:p>
+    <w:p>
+      <w:pPr>
+        <w:rPr>
+          <w:sz w:val="28"/>
+          <w:szCs w:val="28"/>
+          <w:lang w:val="hu-HU"/>
+        </w:rPr>
+      </w:pPr>
+      <w:r>
+        <w:rPr>
+          <w:sz w:val="28"/>
+          <w:szCs w:val="28"/>
+          <w:lang w:val="hu-HU"/>
+        </w:rPr>
+        <w:t>1.8. A rendszer használatának folyamata</w:t>
+      </w:r>
+    </w:p>
+    <w:p>
+      <w:pPr>
+        <w:rPr>
+          <w:sz w:val="28"/>
+          <w:szCs w:val="28"/>
+          <w:lang w:val="hu-HU"/>
+        </w:rPr>
+      </w:pPr>
+    </w:p>
+    <w:p>
+      <w:pPr>
+        <w:rPr>
+          <w:sz w:val="28"/>
+          <w:szCs w:val="28"/>
+          <w:lang w:val="hu-HU"/>
+        </w:rPr>
+      </w:pPr>
+      <w:r>
+        <w:rPr>
+          <w:sz w:val="28"/>
+          <w:szCs w:val="28"/>
+          <w:lang w:val="hu-HU"/>
+        </w:rPr>
+        <w:t>A rendszer használata egy tipikus esetben a következő lépésekből áll:</w:t>
+      </w:r>
+    </w:p>
+    <w:p>
+      <w:pPr>
+        <w:rPr>
+          <w:sz w:val="28"/>
+          <w:szCs w:val="28"/>
+          <w:lang w:val="hu-HU"/>
+        </w:rPr>
+      </w:pPr>
+    </w:p>
+    <w:p>
+      <w:pPr>
+        <w:rPr>
+          <w:sz w:val="28"/>
+          <w:szCs w:val="28"/>
+          <w:lang w:val="hu-HU"/>
+        </w:rPr>
+      </w:pPr>
+      <w:r>
+        <w:rPr>
+          <w:sz w:val="28"/>
+          <w:szCs w:val="28"/>
+          <w:lang w:val="hu-HU"/>
+        </w:rPr>
+        <w:t>1. A felhasználó regisztrál és bejelentkezik.</w:t>
+      </w:r>
+    </w:p>
+    <w:p>
+      <w:pPr>
+        <w:rPr>
+          <w:sz w:val="28"/>
+          <w:szCs w:val="28"/>
+          <w:lang w:val="hu-HU"/>
+        </w:rPr>
+      </w:pPr>
+      <w:r>
+        <w:rPr>
+          <w:sz w:val="28"/>
+          <w:szCs w:val="28"/>
+          <w:lang w:val="hu-HU"/>
+        </w:rPr>
+        <w:t>2. A vezetőedző létrehozza a csapatot.</w:t>
+      </w:r>
+    </w:p>
+    <w:p>
+      <w:pPr>
+        <w:rPr>
+          <w:sz w:val="28"/>
+          <w:szCs w:val="28"/>
+          <w:lang w:val="hu-HU"/>
+        </w:rPr>
+      </w:pPr>
+      <w:r>
+        <w:rPr>
+          <w:sz w:val="28"/>
+          <w:szCs w:val="28"/>
+          <w:lang w:val="hu-HU"/>
+        </w:rPr>
+        <w:t>3. A csapathoz hozzáadja a játékosokat és a további edzőket.</w:t>
+      </w:r>
+    </w:p>
+    <w:p>
+      <w:pPr>
+        <w:rPr>
+          <w:sz w:val="28"/>
+          <w:szCs w:val="28"/>
+          <w:lang w:val="hu-HU"/>
+        </w:rPr>
+      </w:pPr>
+      <w:r>
+        <w:rPr>
+          <w:sz w:val="28"/>
+          <w:szCs w:val="28"/>
+          <w:lang w:val="hu-HU"/>
+        </w:rPr>
+        <w:t>4. Az edző létrehozza vagy kiválasztja a megfelelő edzéstervet.</w:t>
+      </w:r>
+    </w:p>
+    <w:p>
+      <w:pPr>
+        <w:rPr>
+          <w:sz w:val="28"/>
+          <w:szCs w:val="28"/>
+          <w:lang w:val="hu-HU"/>
+        </w:rPr>
+      </w:pPr>
+      <w:r>
+        <w:rPr>
+          <w:sz w:val="28"/>
+          <w:szCs w:val="28"/>
+          <w:lang w:val="hu-HU"/>
+        </w:rPr>
+        <w:t xml:space="preserve">5. Az edzés megtartása </w:t>
+      </w:r>
+      <w:r>
+        <w:rPr>
+          <w:sz w:val="28"/>
+          <w:szCs w:val="28"/>
+          <w:lang w:val="hu-HU"/>
+        </w:rPr>
+        <w:t xml:space="preserve">közben vagy </w:t>
+      </w:r>
+      <w:r>
+        <w:rPr>
+          <w:sz w:val="28"/>
+          <w:szCs w:val="28"/>
+          <w:lang w:val="hu-HU"/>
+        </w:rPr>
+        <w:t>után rögzíti a ténylegesen elvégzett feladatokat és a résztvevőket.</w:t>
+      </w:r>
+    </w:p>
+    <w:p>
+      <w:pPr>
+        <w:rPr>
+          <w:sz w:val="28"/>
+          <w:szCs w:val="28"/>
+          <w:lang w:val="hu-HU"/>
+        </w:rPr>
+      </w:pPr>
+      <w:r>
+        <w:rPr>
+          <w:sz w:val="28"/>
+          <w:szCs w:val="28"/>
+          <w:lang w:val="hu-HU"/>
+        </w:rPr>
+        <w:t xml:space="preserve">6. A mérkőzések </w:t>
+      </w:r>
+      <w:r>
+        <w:rPr>
+          <w:sz w:val="28"/>
+          <w:szCs w:val="28"/>
+          <w:lang w:val="hu-HU"/>
+        </w:rPr>
+        <w:t xml:space="preserve">közben vagy </w:t>
+      </w:r>
+      <w:r>
+        <w:rPr>
+          <w:sz w:val="28"/>
+          <w:szCs w:val="28"/>
+          <w:lang w:val="hu-HU"/>
+        </w:rPr>
+        <w:t>után rögzíti a mérkőzés eredményét és a játékosok teljesítményadatait.</w:t>
+      </w:r>
+    </w:p>
+    <w:p>
+      <w:pPr>
+        <w:rPr>
+          <w:sz w:val="28"/>
+          <w:szCs w:val="28"/>
+          <w:lang w:val="hu-HU"/>
+        </w:rPr>
+      </w:pPr>
+      <w:r>
+        <w:rPr>
+          <w:sz w:val="28"/>
+          <w:szCs w:val="28"/>
+          <w:lang w:val="hu-HU"/>
+        </w:rPr>
+        <w:t>7. A rendszer a rögzített adatokból automatikusan frissíti a kapcsolódó statisztikákat.</w:t>
+      </w:r>
+    </w:p>
+    <w:p>
+      <w:pPr>
+        <w:rPr>
+          <w:sz w:val="28"/>
+          <w:szCs w:val="28"/>
+          <w:lang w:val="hu-HU"/>
+        </w:rPr>
+      </w:pPr>
+      <w:r>
+        <w:rPr>
+          <w:sz w:val="28"/>
+          <w:szCs w:val="28"/>
+          <w:lang w:val="hu-HU"/>
+        </w:rPr>
+        <w:t xml:space="preserve">8. Az edző a </w:t>
+      </w:r>
+      <w:proofErr w:type="spellStart"/>
+      <w:r>
+        <w:rPr>
+          <w:sz w:val="28"/>
+          <w:szCs w:val="28"/>
+          <w:lang w:val="hu-HU"/>
+        </w:rPr>
+        <w:t>dashboardon</w:t>
+      </w:r>
+      <w:proofErr w:type="spellEnd"/>
+      <w:r>
+        <w:rPr>
+          <w:sz w:val="28"/>
+          <w:szCs w:val="28"/>
+          <w:lang w:val="hu-HU"/>
+        </w:rPr>
+        <w:t xml:space="preserve"> és a statisztikai oldalakon áttekintheti az adatokat.</w:t>
+      </w:r>
+    </w:p>
+    <w:p>
+      <w:pPr>
+        <w:rPr>
+          <w:sz w:val="28"/>
+          <w:szCs w:val="28"/>
+          <w:lang w:val="hu-HU"/>
+        </w:rPr>
+      </w:pPr>
+    </w:p>
+    <w:p>
+      <w:pPr>
+        <w:rPr>
+          <w:sz w:val="28"/>
+          <w:szCs w:val="28"/>
+          <w:lang w:val="hu-HU"/>
+        </w:rPr>
+      </w:pPr>
+      <w:r>
+        <w:rPr>
+          <w:sz w:val="28"/>
+          <w:szCs w:val="28"/>
+          <w:lang w:val="hu-HU"/>
+        </w:rPr>
+        <w:t>1.9. A rendszer előnyei és célja a gyakorlatban</w:t>
+      </w:r>
+    </w:p>
+    <w:p>
+      <w:pPr>
+        <w:rPr>
+          <w:sz w:val="28"/>
+          <w:szCs w:val="28"/>
+          <w:lang w:val="hu-HU"/>
+        </w:rPr>
+      </w:pPr>
+    </w:p>
+    <w:p>
+      <w:pPr>
+        <w:rPr>
+          <w:sz w:val="28"/>
+          <w:szCs w:val="28"/>
+          <w:lang w:val="hu-HU"/>
+        </w:rPr>
+      </w:pPr>
+      <w:r>
+        <w:rPr>
+          <w:sz w:val="28"/>
+          <w:szCs w:val="28"/>
+          <w:lang w:val="hu-HU"/>
+        </w:rPr>
+        <w:t>A projekt legfontosabb célja az edzői adminisztráció egyszerűsítése és az adatok strukturált kezelése.</w:t>
+      </w:r>
+    </w:p>
+    <w:p>
+      <w:pPr>
+        <w:rPr>
+          <w:sz w:val="28"/>
+          <w:szCs w:val="28"/>
+          <w:lang w:val="hu-HU"/>
+        </w:rPr>
+      </w:pPr>
+      <w:r>
+        <w:rPr>
+          <w:sz w:val="28"/>
+          <w:szCs w:val="28"/>
+          <w:lang w:val="hu-HU"/>
+        </w:rPr>
+        <w:t>A rendszer használatával:</w:t>
+      </w:r>
+    </w:p>
+    <w:p>
+      <w:pPr>
+        <w:rPr>
+          <w:sz w:val="28"/>
+          <w:szCs w:val="28"/>
+          <w:lang w:val="hu-HU"/>
+        </w:rPr>
+      </w:pPr>
+      <w:r>
+        <w:rPr>
+          <w:sz w:val="28"/>
+          <w:szCs w:val="28"/>
+          <w:lang w:val="hu-HU"/>
+        </w:rPr>
+        <w:t>- az edzések és mérkőzések adatai egy helyen tárolhatók,</w:t>
+      </w:r>
+    </w:p>
+    <w:p>
+      <w:pPr>
+        <w:rPr>
+          <w:sz w:val="28"/>
+          <w:szCs w:val="28"/>
+          <w:lang w:val="hu-HU"/>
+        </w:rPr>
+      </w:pPr>
+      <w:r>
+        <w:rPr>
+          <w:sz w:val="28"/>
+          <w:szCs w:val="28"/>
+          <w:lang w:val="hu-HU"/>
+        </w:rPr>
+        <w:t>- egyszerűbbé válik a játékosok adatainak kezelése,</w:t>
+      </w:r>
+    </w:p>
+    <w:p>
+      <w:pPr>
+        <w:rPr>
+          <w:sz w:val="28"/>
+          <w:szCs w:val="28"/>
+          <w:lang w:val="hu-HU"/>
+        </w:rPr>
+      </w:pPr>
+      <w:r>
+        <w:rPr>
+          <w:sz w:val="28"/>
+          <w:szCs w:val="28"/>
+          <w:lang w:val="hu-HU"/>
+        </w:rPr>
+        <w:t>- gyorsabban visszakereshetők a korábbi események,</w:t>
+      </w:r>
+    </w:p>
+    <w:p>
+      <w:pPr>
+        <w:rPr>
+          <w:sz w:val="28"/>
+          <w:szCs w:val="28"/>
+          <w:lang w:val="hu-HU"/>
+        </w:rPr>
+      </w:pPr>
+      <w:r>
+        <w:rPr>
+          <w:sz w:val="28"/>
+          <w:szCs w:val="28"/>
+          <w:lang w:val="hu-HU"/>
+        </w:rPr>
+        <w:lastRenderedPageBreak/>
+        <w:t>- csökkenthető a manuális adminisztráció,</w:t>
+      </w:r>
+    </w:p>
+    <w:p>
+      <w:pPr>
+        <w:rPr>
+          <w:sz w:val="28"/>
+          <w:szCs w:val="28"/>
+          <w:lang w:val="hu-HU"/>
+        </w:rPr>
+      </w:pPr>
+      <w:r>
+        <w:rPr>
+          <w:sz w:val="28"/>
+          <w:szCs w:val="28"/>
+          <w:lang w:val="hu-HU"/>
+        </w:rPr>
+        <w:t>- könnyebbé válik a statisztikák készítése,</w:t>
+      </w:r>
+    </w:p>
+    <w:p>
+      <w:pPr>
+        <w:rPr>
+          <w:sz w:val="28"/>
+          <w:szCs w:val="28"/>
+          <w:lang w:val="hu-HU"/>
+        </w:rPr>
+      </w:pPr>
+      <w:r>
+        <w:rPr>
+          <w:sz w:val="28"/>
+          <w:szCs w:val="28"/>
+          <w:lang w:val="hu-HU"/>
+        </w:rPr>
+        <w:t>- hosszabb távon követhető a játékosok és a csapat fejlődése,</w:t>
+      </w:r>
+    </w:p>
+    <w:p>
+      <w:pPr>
+        <w:rPr>
+          <w:sz w:val="28"/>
+          <w:szCs w:val="28"/>
+          <w:lang w:val="hu-HU"/>
+        </w:rPr>
+      </w:pPr>
+      <w:r>
+        <w:rPr>
+          <w:sz w:val="28"/>
+          <w:szCs w:val="28"/>
+          <w:lang w:val="hu-HU"/>
+        </w:rPr>
+        <w:t>- az edző az adatok alapján átláthatóbban követheti a csapat működését.</w:t>
+      </w:r>
+    </w:p>
+    <w:p>
+      <w:pPr>
+        <w:rPr>
+          <w:sz w:val="28"/>
+          <w:szCs w:val="28"/>
+          <w:lang w:val="hu-HU"/>
+        </w:rPr>
+      </w:pPr>
+    </w:p>
+    <w:p>
+      <w:pPr>
+        <w:rPr>
+          <w:sz w:val="28"/>
+          <w:szCs w:val="28"/>
+          <w:lang w:val="hu-HU"/>
+        </w:rPr>
+      </w:pPr>
+      <w:r>
+        <w:rPr>
+          <w:sz w:val="28"/>
+          <w:szCs w:val="28"/>
+          <w:lang w:val="hu-HU"/>
+        </w:rPr>
+        <w:t>1.1</w:t>
+      </w:r>
+      <w:r>
+        <w:rPr>
+          <w:sz w:val="28"/>
+          <w:szCs w:val="28"/>
+          <w:lang w:val="hu-HU"/>
+        </w:rPr>
+        <w:t>0</w:t>
+      </w:r>
+      <w:r>
+        <w:rPr>
+          <w:sz w:val="28"/>
+          <w:szCs w:val="28"/>
+          <w:lang w:val="hu-HU"/>
+        </w:rPr>
+        <w:t>. Összegzés</w:t>
+      </w:r>
+    </w:p>
+    <w:p>
+      <w:pPr>
+        <w:rPr>
+          <w:sz w:val="28"/>
+          <w:szCs w:val="28"/>
+          <w:lang w:val="hu-HU"/>
+        </w:rPr>
+      </w:pPr>
+    </w:p>
+    <w:p>
+      <w:pPr>
+        <w:rPr>
+          <w:sz w:val="28"/>
+          <w:szCs w:val="28"/>
+          <w:lang w:val="hu-HU"/>
+        </w:rPr>
+      </w:pPr>
+      <w:r>
+        <w:rPr>
+          <w:sz w:val="28"/>
+          <w:szCs w:val="28"/>
+          <w:lang w:val="hu-HU"/>
+        </w:rPr>
+        <w:t>A projekt egy olyan komplex, sportmenedzsmentet támogató rendszer létrehozását valósítja meg, amely egyetlen platformon egyesíti a csapatok, játékosok, edzések és mérkőzések kezelését.</w:t>
+      </w:r>
+    </w:p>
+    <w:p>
+      <w:pPr>
+        <w:rPr>
+          <w:sz w:val="28"/>
+          <w:szCs w:val="28"/>
+          <w:lang w:val="hu-HU"/>
+        </w:rPr>
+      </w:pPr>
+    </w:p>
+    <w:p>
+      <w:pPr>
+        <w:rPr>
+          <w:sz w:val="28"/>
+          <w:szCs w:val="28"/>
+          <w:lang w:val="hu-HU"/>
+        </w:rPr>
+      </w:pPr>
+      <w:r>
+        <w:rPr>
+          <w:sz w:val="28"/>
+          <w:szCs w:val="28"/>
+          <w:lang w:val="hu-HU"/>
+        </w:rPr>
+        <w:t>A rendszer elsődleges célja nem csupán az adatok tárolása, hanem azok strukturált összekapcsolása és felhasználása statisztikai elemzésekhez. Ezáltal a program egy olyan digitális eszközt biztosít az edzők számára, amely támogatja a mindennapi adminisztrációt, az adatok áttekintését és a csapat fejlődésének hosszabb távú követését.</w:t>
       </w:r>
     </w:p>
     <w:sectPr>
